--- a/documents/alpr-ipra-template.docx
+++ b/documents/alpr-ipra-template.docx
@@ -109,7 +109,7 @@
           <w:i w:val="0"/>
           <w:sz w:val="22"/>
         </w:rPr>
-        <w:t>[Address from city website — verify before sending]</w:t>
+        <w:t>1376 East Ninth Street</w:t>
       </w:r>
     </w:p>
     <w:p>
@@ -119,7 +119,46 @@
           <w:i w:val="0"/>
           <w:sz w:val="22"/>
         </w:rPr>
-        <w:t>Alamogordo, NM [ZIP]</w:t>
+        <w:t>Alamogordo, NM 88310</w:t>
+      </w:r>
+    </w:p>
+    <w:p>
+      <w:r>
+        <w:rPr>
+          <w:b w:val="0"/>
+          <w:i w:val="0"/>
+          <w:sz w:val="22"/>
+        </w:rPr>
+        <w:t>Phone: (575) 439-4100, Option 6</w:t>
+      </w:r>
+    </w:p>
+    <w:p>
+      <w:r>
+        <w:rPr>
+          <w:b w:val="0"/>
+          <w:i w:val="0"/>
+          <w:sz w:val="22"/>
+        </w:rPr>
+        <w:t>Email: ipra@ci.alamogordo.nm.us</w:t>
+      </w:r>
+    </w:p>
+    <w:p>
+      <w:r>
+        <w:rPr>
+          <w:b w:val="0"/>
+          <w:i w:val="0"/>
+          <w:sz w:val="22"/>
+        </w:rPr>
+      </w:r>
+    </w:p>
+    <w:p>
+      <w:r>
+        <w:rPr>
+          <w:b w:val="0"/>
+          <w:i w:val="0"/>
+          <w:sz w:val="22"/>
+        </w:rPr>
+        <w:t>By email (ipra@ci.alamogordo.nm.us) is fastest and creates a paper trail. By certified mail, return receipt requested, also creates a paper trail.</w:t>
       </w:r>
     </w:p>
     <w:p>
@@ -800,7 +839,7 @@
           <w:color w:val="666666"/>
           <w:sz w:val="18"/>
         </w:rPr>
-        <w:t>This template was prepared by de-flock Alamo (deflockalamo.org), a community information project, for use by New Mexico residents seeking records about automated license plate readers and related surveillance technology in their communities. It is provided free of charge and may be used, modified, and redistributed without restriction. The legal citations are current as of June 2026. Before sending, please verify against the most recent version of the IPRA at nmag.gov and consult the New Mexico Foundation for Open Government (nmfog.org) for updates and sample language. If you receive a substantive response to a request sent using this template and are willing to share it, please contact us at the address on our website so we can include it in the public record.</w:t>
+        <w:t>This template was prepared by de-flock Alamo (deflockalamo.org), a community information project, for use by New Mexico residents seeking records about automated license plate readers and related surveillance technology in their communities. It is provided free of charge and may be used, modified, and redistributed without restriction. The address block, statutes, and contact details are current as of June 2026; before sending, please verify the City Clerk's address, phone, and email against the city's Public Records Request page (ci.alamogordo.nm.us/588/Public-Records-Request), the most recent version of the IPRA at nmag.gov, and consult the New Mexico Foundation for Open Government (nmfog.org) for updates and sample language. If you receive a substantive response to a request sent using this template and are willing to share it, please contact us at the address on our website so we can include it in the public record.</w:t>
       </w:r>
     </w:p>
     <w:sectPr>

--- a/documents/alpr-ipra-template.docx
+++ b/documents/alpr-ipra-template.docx
@@ -61,7 +61,56 @@
           <w:i w:val="0"/>
           <w:sz w:val="22"/>
         </w:rPr>
-        <w:t>[Your Phone Number (optional)]</w:t>
+        <w:t>[Your Phone Number]                               &lt;-- required (not optional)</w:t>
+      </w:r>
+    </w:p>
+    <w:p>
+      <w:r>
+        <w:rPr>
+          <w:b w:val="0"/>
+          <w:i w:val="0"/>
+          <w:sz w:val="22"/>
+        </w:rPr>
+      </w:r>
+    </w:p>
+    <w:p>
+      <w:r>
+        <w:rPr>
+          <w:b w:val="0"/>
+          <w:i w:val="0"/>
+          <w:sz w:val="22"/>
+        </w:rPr>
+        <w:t>NOTE: New Mexico's Inspection of Public Records Act requires that a written request</w:t>
+      </w:r>
+    </w:p>
+    <w:p>
+      <w:r>
+        <w:rPr>
+          <w:b w:val="0"/>
+          <w:i w:val="0"/>
+          <w:sz w:val="22"/>
+        </w:rPr>
+        <w:t>contain the requester's name, address (mailing), email address, and telephone number</w:t>
+      </w:r>
+    </w:p>
+    <w:p>
+      <w:r>
+        <w:rPr>
+          <w:b w:val="0"/>
+          <w:i w:val="0"/>
+          <w:sz w:val="22"/>
+        </w:rPr>
+        <w:t>(NMSA 1978 § 14-2-5; see also the NM State Personnel Office summary at spo.state.nm.us).</w:t>
+      </w:r>
+    </w:p>
+    <w:p>
+      <w:r>
+        <w:rPr>
+          <w:b w:val="0"/>
+          <w:i w:val="0"/>
+          <w:sz w:val="22"/>
+        </w:rPr>
+        <w:t>A request that omits any of these may be rejected as not properly submitted.</w:t>
       </w:r>
     </w:p>
     <w:p>

--- a/documents/alpr-ipra-template.docx
+++ b/documents/alpr-ipra-template.docx
@@ -753,18 +753,7 @@
         <w:rPr>
           <w:sz w:val="22"/>
         </w:rPr>
-        <w:t>(c) the records will contribute to public understanding of the City's ALPR program; and</w:t>
-      </w:r>
-    </w:p>
-    <w:p>
-      <w:pPr>
-        <w:ind w:left="432"/>
-      </w:pPr>
-      <w:r>
-        <w:rPr>
-          <w:sz w:val="22"/>
-        </w:rPr>
-        <w:t>(d) the subject matter is a matter of significant and ongoing public interest in the community, as evidenced by public discussion at City Commission meetings and by the coverage of the program at deflockalamo.org.</w:t>
+        <w:t>(c) the records will contribute to public understanding of the City's ALPR program.</w:t>
       </w:r>
     </w:p>
     <w:p>
@@ -888,7 +877,7 @@
           <w:color w:val="666666"/>
           <w:sz w:val="18"/>
         </w:rPr>
-        <w:t>This template was prepared by de-flock Alamo (deflockalamo.org), a community information project, for use by New Mexico residents seeking records about automated license plate readers and related surveillance technology in their communities. It is provided free of charge and may be used, modified, and redistributed without restriction. The address block, statutes, and contact details are current as of June 2026; before sending, please verify the City Clerk's address, phone, and email against the city's Public Records Request page (ci.alamogordo.nm.us/588/Public-Records-Request), the most recent version of the IPRA at nmag.gov, and consult the New Mexico Foundation for Open Government (nmfog.org) for updates and sample language. If you receive a substantive response to a request sent using this template and are willing to share it, please contact us at the address on our website so we can include it in the public record.</w:t>
+        <w:t>This template is prepared under the New Mexico Inspection of Public Records Act.</w:t>
       </w:r>
     </w:p>
     <w:sectPr>

--- a/documents/alpr-ipra-template.docx
+++ b/documents/alpr-ipra-template.docx
@@ -753,7 +753,18 @@
         <w:rPr>
           <w:sz w:val="22"/>
         </w:rPr>
-        <w:t>(c) the records will contribute to public understanding of the City's ALPR program.</w:t>
+        <w:t>(c) the records will contribute to public understanding of the City's ALPR program; and</w:t>
+      </w:r>
+    </w:p>
+    <w:p>
+      <w:pPr>
+        <w:ind w:left="432"/>
+      </w:pPr>
+      <w:r>
+        <w:rPr>
+          <w:sz w:val="22"/>
+        </w:rPr>
+        <w:t>(d) the records concern a matter of significant and ongoing public interest in the community, as evidenced by recent reporting in local and statewide press (for example, 2nd Life Media Alamogordo and Progress New Mexico) and by public discussion at the May 4, 2026 City Commission budget hearing, at which the Commission considered the Flock Safety contract in the context of the City's public-safety budget.</w:t>
       </w:r>
     </w:p>
     <w:p>
